--- a/Liam Davis - General CV Q4 2026.docx
+++ b/Liam Davis - General CV Q4 2026.docx
@@ -275,65 +275,8 @@
           <w:sz w:val="21"/>
           <w:szCs w:val="21"/>
         </w:rPr>
-        <w:t>Public Campaign Coordination (autonomous project)</w:t>
-      </w:r>
-    </w:p>
-    <w:p>
-      <w:pPr>
-        <w:spacing w:after="50"/>
-      </w:pPr>
-      <w:r>
-        <w:rPr>
-          <w:color w:val="555555"/>
-          <w:sz w:val="19"/>
-          <w:szCs w:val="19"/>
-        </w:rPr>
-        <w:t>2024 – 2025</w:t>
-      </w:r>
-    </w:p>
-    <w:p>
-      <w:pPr>
-        <w:pStyle w:val="ListParagraph"/>
-        <w:numPr>
-          <w:ilvl w:val="0"/>
-          <w:numId w:val="1"/>
-        </w:numPr>
-        <w:spacing w:after="30"/>
-      </w:pPr>
-      <w:r>
-        <w:t>Organised a public information campaign end-to-end: scheduling, content, and stakeholder contact with local officials and journalists.</w:t>
-      </w:r>
-    </w:p>
-    <w:p>
-      <w:pPr>
-        <w:pStyle w:val="ListParagraph"/>
-        <w:numPr>
-          <w:ilvl w:val="0"/>
-          <w:numId w:val="1"/>
-        </w:numPr>
-        <w:spacing w:after="30"/>
-      </w:pPr>
-      <w:r>
-        <w:t>Gathered over 50,000 petition signatures — 10 times any previous petition on this topic, and the largest ever presented to the Greater London Assembly and the Mayor of London.</w:t>
-      </w:r>
-    </w:p>
-    <w:p>
-      <w:pPr>
-        <w:pStyle w:val="ListParagraph"/>
-        <w:numPr>
-          <w:ilvl w:val="0"/>
-          <w:numId w:val="1"/>
-        </w:numPr>
-        <w:spacing w:after="30"/>
-      </w:pPr>
-      <w:r>
-        <w:t>Handled a high volume of public engagement and correspondence while keeping the campaign on message and on schedule.</w:t>
-      </w:r>
-    </w:p>
-    <w:p>
-      <w:pPr>
-        <w:spacing w:before="140" w:after="15"/>
-      </w:pPr>
+        <w:t>Public Campaign</w:t>
+      </w:r>
       <w:r>
         <w:rPr>
           <w:b/>
@@ -341,7 +284,7 @@
           <w:sz w:val="21"/>
           <w:szCs w:val="21"/>
         </w:rPr>
-        <w:t>NCFE Level 3 Certificate in Data — City of London Adult Education</w:t>
+        <w:t>er</w:t>
       </w:r>
     </w:p>
     <w:p>
@@ -354,7 +297,7 @@
           <w:sz w:val="19"/>
           <w:szCs w:val="19"/>
         </w:rPr>
-        <w:t>2025 (awarded October 2025)</w:t>
+        <w:t>2024 – 2025</w:t>
       </w:r>
     </w:p>
     <w:p>
@@ -367,39 +310,47 @@
         <w:spacing w:after="30"/>
       </w:pPr>
       <w:r>
-        <w:t>Completed a hands-on course in data handling, Python, MySQL and reporting/visualisation.</w:t>
+        <w:t>Organised a public information campaign end-to-end: scheduling, content, and stakeholder contact with local officials and journalists.</w:t>
+      </w:r>
+      <w:r>
+        <w:t xml:space="preserve"> (Please see “Footnotes” section)</w:t>
+      </w:r>
+    </w:p>
+    <w:p>
+      <w:pPr>
+        <w:pStyle w:val="ListParagraph"/>
+        <w:numPr>
+          <w:ilvl w:val="0"/>
+          <w:numId w:val="1"/>
+        </w:numPr>
+        <w:spacing w:after="30"/>
+      </w:pPr>
+      <w:r>
+        <w:t>Gathered over 50,000 petition signatures — 10 times any previous petition on this topic, and the largest ever presented to the Greater London Assembly and the Mayor of London.</w:t>
+      </w:r>
+    </w:p>
+    <w:p>
+      <w:pPr>
+        <w:pStyle w:val="ListParagraph"/>
+        <w:numPr>
+          <w:ilvl w:val="0"/>
+          <w:numId w:val="1"/>
+        </w:numPr>
+        <w:spacing w:after="30"/>
+      </w:pPr>
+      <w:r>
+        <w:t>Handled a high volume of public engagement and correspondence while keeping the campaign on message and on schedule.</w:t>
       </w:r>
     </w:p>
     <w:p>
       <w:pPr>
         <w:spacing w:before="140" w:after="15"/>
-      </w:pPr>
-      <w:r>
         <w:rPr>
           <w:b/>
           <w:bCs/>
           <w:sz w:val="21"/>
           <w:szCs w:val="21"/>
         </w:rPr>
-        <w:t>NCFE Level 1 — Developing Customer Service Skills</w:t>
-      </w:r>
-    </w:p>
-    <w:p>
-      <w:pPr>
-        <w:spacing w:after="50"/>
-      </w:pPr>
-      <w:r>
-        <w:rPr>
-          <w:color w:val="555555"/>
-          <w:sz w:val="19"/>
-          <w:szCs w:val="19"/>
-        </w:rPr>
-        <w:t>Awarded June 2026</w:t>
-      </w:r>
-    </w:p>
-    <w:p>
-      <w:pPr>
-        <w:spacing w:after="50"/>
       </w:pPr>
       <w:r>
         <w:rPr>
@@ -408,13 +359,8 @@
           <w:sz w:val="21"/>
           <w:szCs w:val="21"/>
         </w:rPr>
-        <w:tab/>
-      </w:r>
-    </w:p>
-    <w:p>
-      <w:pPr>
-        <w:spacing w:before="140" w:after="15"/>
-      </w:pPr>
+        <w:t xml:space="preserve">NCFE Level </w:t>
+      </w:r>
       <w:r>
         <w:rPr>
           <w:b/>
@@ -422,11 +368,16 @@
           <w:sz w:val="21"/>
           <w:szCs w:val="21"/>
         </w:rPr>
-        <w:t>Career Break</w:t>
-      </w:r>
-    </w:p>
-    <w:p>
-      <w:pPr>
+        <w:t>2 – Introduction to AI</w:t>
+      </w:r>
+    </w:p>
+    <w:p>
+      <w:pPr>
+        <w:pStyle w:val="ListParagraph"/>
+        <w:numPr>
+          <w:ilvl w:val="0"/>
+          <w:numId w:val="1"/>
+        </w:numPr>
         <w:spacing w:after="50"/>
       </w:pPr>
       <w:r>
@@ -435,60 +386,104 @@
           <w:sz w:val="19"/>
           <w:szCs w:val="19"/>
         </w:rPr>
-        <w:t>2018 – 2024</w:t>
-      </w:r>
-    </w:p>
-    <w:p>
-      <w:pPr>
-        <w:spacing w:after="70"/>
-      </w:pPr>
-      <w:r>
-        <w:t>Stepped away from full-time employment for caregiving and personal and health reasons. Returned via further training and community/voluntary engagement in 2024–2025, detailed above.</w:t>
+        <w:t>Expected in November</w:t>
+      </w:r>
+      <w:r>
+        <w:rPr>
+          <w:color w:val="555555"/>
+          <w:sz w:val="19"/>
+          <w:szCs w:val="19"/>
+        </w:rPr>
+        <w:t xml:space="preserve"> 2026</w:t>
+      </w:r>
+    </w:p>
+    <w:p>
+      <w:pPr>
+        <w:pStyle w:val="ListParagraph"/>
+        <w:numPr>
+          <w:ilvl w:val="0"/>
+          <w:numId w:val="1"/>
+        </w:numPr>
+        <w:spacing w:after="50"/>
+      </w:pPr>
+      <w:r>
+        <w:t>Unit 01 Introduction to AI</w:t>
+      </w:r>
+    </w:p>
+    <w:p>
+      <w:pPr>
+        <w:pStyle w:val="ListParagraph"/>
+        <w:numPr>
+          <w:ilvl w:val="0"/>
+          <w:numId w:val="1"/>
+        </w:numPr>
+        <w:spacing w:after="50"/>
+      </w:pPr>
+      <w:r>
+        <w:t>Unit 02 The use of AI tools and prompts</w:t>
+      </w:r>
+    </w:p>
+    <w:p>
+      <w:pPr>
+        <w:pStyle w:val="ListParagraph"/>
+        <w:numPr>
+          <w:ilvl w:val="0"/>
+          <w:numId w:val="1"/>
+        </w:numPr>
+        <w:spacing w:after="50"/>
+      </w:pPr>
+      <w:r>
+        <w:t xml:space="preserve">Unit 03 Data and AI systems </w:t>
+      </w:r>
+    </w:p>
+    <w:p>
+      <w:pPr>
+        <w:pStyle w:val="ListParagraph"/>
+        <w:numPr>
+          <w:ilvl w:val="0"/>
+          <w:numId w:val="1"/>
+        </w:numPr>
+        <w:spacing w:after="50"/>
+      </w:pPr>
+      <w:r>
+        <w:t xml:space="preserve">Unit 04 Ethical and responsible use of AI in the workplace </w:t>
+      </w:r>
+    </w:p>
+    <w:p>
+      <w:pPr>
+        <w:pStyle w:val="ListParagraph"/>
+        <w:numPr>
+          <w:ilvl w:val="0"/>
+          <w:numId w:val="1"/>
+        </w:numPr>
+        <w:spacing w:after="50"/>
+      </w:pPr>
+      <w:r>
+        <w:t xml:space="preserve">Unit 05 Human oversight when working with AI systems </w:t>
+      </w:r>
+    </w:p>
+    <w:p>
+      <w:pPr>
+        <w:pStyle w:val="ListParagraph"/>
+        <w:numPr>
+          <w:ilvl w:val="0"/>
+          <w:numId w:val="1"/>
+        </w:numPr>
+        <w:spacing w:after="50"/>
+      </w:pPr>
+      <w:r>
+        <w:t>Unit 06 Continuous learning in AI for the workplace</w:t>
       </w:r>
     </w:p>
     <w:p>
       <w:pPr>
         <w:spacing w:before="140" w:after="15"/>
-      </w:pPr>
-      <w:r>
         <w:rPr>
           <w:b/>
           <w:bCs/>
           <w:sz w:val="21"/>
           <w:szCs w:val="21"/>
         </w:rPr>
-        <w:t>Data &amp; Vendor Coordination — GAM Holdings AG (contract)</w:t>
-      </w:r>
-    </w:p>
-    <w:p>
-      <w:pPr>
-        <w:spacing w:after="50"/>
-      </w:pPr>
-      <w:r>
-        <w:rPr>
-          <w:color w:val="555555"/>
-          <w:sz w:val="19"/>
-          <w:szCs w:val="19"/>
-        </w:rPr>
-        <w:t>2018</w:t>
-      </w:r>
-    </w:p>
-    <w:p>
-      <w:pPr>
-        <w:pStyle w:val="ListParagraph"/>
-        <w:numPr>
-          <w:ilvl w:val="0"/>
-          <w:numId w:val="1"/>
-        </w:numPr>
-        <w:spacing w:after="30"/>
-      </w:pPr>
-      <w:r>
-        <w:t>Documented operational flows for a new data platform; carried out process testing to flag items not aligned to scope.</w:t>
-      </w:r>
-    </w:p>
-    <w:p>
-      <w:pPr>
-        <w:spacing w:before="140" w:after="15"/>
       </w:pPr>
       <w:r>
         <w:rPr>
@@ -497,11 +492,16 @@
           <w:sz w:val="21"/>
           <w:szCs w:val="21"/>
         </w:rPr>
-        <w:t>Operations &amp; Vendor Coordination — UBS Investment Bank</w:t>
-      </w:r>
-    </w:p>
-    <w:p>
-      <w:pPr>
+        <w:t>NCFE Level 1 — Developing Customer Service Skills</w:t>
+      </w:r>
+    </w:p>
+    <w:p>
+      <w:pPr>
+        <w:pStyle w:val="ListParagraph"/>
+        <w:numPr>
+          <w:ilvl w:val="0"/>
+          <w:numId w:val="1"/>
+        </w:numPr>
         <w:spacing w:after="50"/>
       </w:pPr>
       <w:r>
@@ -510,33 +510,7 @@
           <w:sz w:val="19"/>
           <w:szCs w:val="19"/>
         </w:rPr>
-        <w:t>2016 – 2017</w:t>
-      </w:r>
-    </w:p>
-    <w:p>
-      <w:pPr>
-        <w:pStyle w:val="ListParagraph"/>
-        <w:numPr>
-          <w:ilvl w:val="0"/>
-          <w:numId w:val="1"/>
-        </w:numPr>
-        <w:spacing w:after="30"/>
-      </w:pPr>
-      <w:r>
-        <w:t>Coordinated day-to-day operations and supplier relationships for a large trading business.</w:t>
-      </w:r>
-    </w:p>
-    <w:p>
-      <w:pPr>
-        <w:pStyle w:val="ListParagraph"/>
-        <w:numPr>
-          <w:ilvl w:val="0"/>
-          <w:numId w:val="1"/>
-        </w:numPr>
-        <w:spacing w:after="30"/>
-      </w:pPr>
-      <w:r>
-        <w:t>Ran regular team meetings, tracked actions, and kept process documentation up to date.</w:t>
+        <w:t>Awarded June 2026</w:t>
       </w:r>
     </w:p>
     <w:p>
@@ -550,7 +524,25 @@
           <w:sz w:val="21"/>
           <w:szCs w:val="21"/>
         </w:rPr>
-        <w:t>Earlier roles</w:t>
+        <w:t xml:space="preserve">NCFE Level 3 </w:t>
+      </w:r>
+      <w:r>
+        <w:rPr>
+          <w:b/>
+          <w:bCs/>
+          <w:sz w:val="21"/>
+          <w:szCs w:val="21"/>
+        </w:rPr>
+        <w:t xml:space="preserve">- </w:t>
+      </w:r>
+      <w:r>
+        <w:rPr>
+          <w:b/>
+          <w:bCs/>
+          <w:sz w:val="21"/>
+          <w:szCs w:val="21"/>
+        </w:rPr>
+        <w:t>Certificate in Data — City of London Adult Education</w:t>
       </w:r>
     </w:p>
     <w:p>
@@ -563,6 +555,342 @@
           <w:sz w:val="19"/>
           <w:szCs w:val="19"/>
         </w:rPr>
+        <w:t>2025 (awarded October 2025)</w:t>
+      </w:r>
+    </w:p>
+    <w:p>
+      <w:pPr>
+        <w:pStyle w:val="ListParagraph"/>
+        <w:numPr>
+          <w:ilvl w:val="0"/>
+          <w:numId w:val="1"/>
+        </w:numPr>
+        <w:spacing w:after="30"/>
+      </w:pPr>
+      <w:r>
+        <w:t>Completed a hands-on course in data handling, Python, MySQL and reporting/visualisation.</w:t>
+      </w:r>
+    </w:p>
+    <w:p>
+      <w:pPr>
+        <w:spacing w:after="50"/>
+      </w:pPr>
+      <w:r>
+        <w:rPr>
+          <w:b/>
+          <w:bCs/>
+          <w:sz w:val="21"/>
+          <w:szCs w:val="21"/>
+        </w:rPr>
+        <w:tab/>
+      </w:r>
+    </w:p>
+    <w:p>
+      <w:pPr>
+        <w:spacing w:before="140" w:after="15"/>
+      </w:pPr>
+      <w:r>
+        <w:rPr>
+          <w:b/>
+          <w:bCs/>
+          <w:sz w:val="21"/>
+          <w:szCs w:val="21"/>
+        </w:rPr>
+        <w:t>Career Break</w:t>
+      </w:r>
+    </w:p>
+    <w:p>
+      <w:pPr>
+        <w:spacing w:after="50"/>
+      </w:pPr>
+      <w:r>
+        <w:rPr>
+          <w:color w:val="555555"/>
+          <w:sz w:val="19"/>
+          <w:szCs w:val="19"/>
+        </w:rPr>
+        <w:t>2018 – 2024</w:t>
+      </w:r>
+    </w:p>
+    <w:p>
+      <w:pPr>
+        <w:spacing w:after="70"/>
+      </w:pPr>
+      <w:r>
+        <w:t>Stepped away from full-time employment for caregiving and personal and health reasons. Returned via further training and community/voluntary engagement in 2024–2025, detailed above.</w:t>
+      </w:r>
+    </w:p>
+    <w:p>
+      <w:pPr>
+        <w:pStyle w:val="NoSpacing"/>
+        <w:numPr>
+          <w:ilvl w:val="0"/>
+          <w:numId w:val="2"/>
+        </w:numPr>
+        <w:rPr>
+          <w:rFonts w:ascii="Calibri" w:hAnsi="Calibri" w:cs="Calibri"/>
+          <w:sz w:val="20"/>
+          <w:szCs w:val="20"/>
+        </w:rPr>
+      </w:pPr>
+      <w:r>
+        <w:rPr>
+          <w:rFonts w:ascii="Calibri" w:hAnsi="Calibri" w:cs="Calibri"/>
+          <w:sz w:val="20"/>
+          <w:szCs w:val="20"/>
+        </w:rPr>
+        <w:lastRenderedPageBreak/>
+        <w:t>During 2019, I was helping a friend establish with various tasks on the establishment of investment fund specialising in property.</w:t>
+      </w:r>
+    </w:p>
+    <w:p>
+      <w:pPr>
+        <w:pStyle w:val="NoSpacing"/>
+        <w:numPr>
+          <w:ilvl w:val="0"/>
+          <w:numId w:val="2"/>
+        </w:numPr>
+        <w:rPr>
+          <w:rFonts w:ascii="Calibri" w:hAnsi="Calibri" w:cs="Calibri"/>
+          <w:sz w:val="20"/>
+          <w:szCs w:val="20"/>
+        </w:rPr>
+      </w:pPr>
+      <w:r>
+        <w:rPr>
+          <w:rFonts w:ascii="Calibri" w:hAnsi="Calibri" w:cs="Calibri"/>
+          <w:sz w:val="20"/>
+          <w:szCs w:val="20"/>
+        </w:rPr>
+        <w:t>By late 2019 to March 2020, I had been engaged on a proposed project team to overhaul data management at a Saudi government agency, but the oil price collapse at the start of Covid-19 resulted in cancellation of the project.  Later in 2020, my mother broke her hip, so I spent much of late 2020 and into mid 2021 caring for my mother.</w:t>
+      </w:r>
+    </w:p>
+    <w:p>
+      <w:pPr>
+        <w:pStyle w:val="NoSpacing"/>
+        <w:numPr>
+          <w:ilvl w:val="0"/>
+          <w:numId w:val="2"/>
+        </w:numPr>
+        <w:rPr>
+          <w:rFonts w:ascii="Calibri" w:hAnsi="Calibri" w:cs="Calibri"/>
+          <w:sz w:val="20"/>
+          <w:szCs w:val="20"/>
+        </w:rPr>
+      </w:pPr>
+      <w:r>
+        <w:rPr>
+          <w:rFonts w:ascii="Calibri" w:hAnsi="Calibri" w:cs="Calibri"/>
+          <w:sz w:val="20"/>
+          <w:szCs w:val="20"/>
+        </w:rPr>
+        <w:t>Since Covid, I have explored setting up several new businesses:</w:t>
+      </w:r>
+    </w:p>
+    <w:p>
+      <w:pPr>
+        <w:pStyle w:val="ListParagraph"/>
+        <w:numPr>
+          <w:ilvl w:val="0"/>
+          <w:numId w:val="3"/>
+        </w:numPr>
+        <w:contextualSpacing/>
+      </w:pPr>
+      <w:r>
+        <w:t>Multi-currency invoicing payments and credit data analytics system</w:t>
+      </w:r>
+    </w:p>
+    <w:p>
+      <w:pPr>
+        <w:pStyle w:val="ListParagraph"/>
+        <w:numPr>
+          <w:ilvl w:val="0"/>
+          <w:numId w:val="3"/>
+        </w:numPr>
+        <w:contextualSpacing/>
+      </w:pPr>
+      <w:r>
+        <w:t>DEI recruitment firm</w:t>
+      </w:r>
+    </w:p>
+    <w:p>
+      <w:pPr>
+        <w:pStyle w:val="NoSpacing"/>
+        <w:numPr>
+          <w:ilvl w:val="0"/>
+          <w:numId w:val="2"/>
+        </w:numPr>
+        <w:rPr>
+          <w:rFonts w:ascii="Calibri" w:eastAsia="Calibri" w:hAnsi="Calibri" w:cs="Calibri"/>
+          <w:kern w:val="0"/>
+          <w:sz w:val="20"/>
+          <w:szCs w:val="20"/>
+          <w:lang w:eastAsia="en-GB"/>
+          <w14:ligatures w14:val="none"/>
+        </w:rPr>
+      </w:pPr>
+      <w:r>
+        <w:rPr>
+          <w:rFonts w:ascii="Calibri" w:eastAsia="Calibri" w:hAnsi="Calibri" w:cs="Calibri"/>
+          <w:kern w:val="0"/>
+          <w:sz w:val="20"/>
+          <w:szCs w:val="20"/>
+          <w:lang w:eastAsia="en-GB"/>
+          <w14:ligatures w14:val="none"/>
+        </w:rPr>
+        <w:t>I have also recovered from a period of ill-health less than a year ago.</w:t>
+      </w:r>
+    </w:p>
+    <w:p>
+      <w:pPr>
+        <w:pStyle w:val="NoSpacing"/>
+        <w:numPr>
+          <w:ilvl w:val="0"/>
+          <w:numId w:val="2"/>
+        </w:numPr>
+        <w:rPr>
+          <w:rFonts w:ascii="Calibri" w:eastAsia="Calibri" w:hAnsi="Calibri" w:cs="Calibri"/>
+          <w:kern w:val="0"/>
+          <w:sz w:val="20"/>
+          <w:szCs w:val="20"/>
+          <w:lang w:eastAsia="en-GB"/>
+          <w14:ligatures w14:val="none"/>
+        </w:rPr>
+      </w:pPr>
+      <w:r>
+        <w:rPr>
+          <w:rFonts w:ascii="Calibri" w:eastAsia="Calibri" w:hAnsi="Calibri" w:cs="Calibri"/>
+          <w:kern w:val="0"/>
+          <w:sz w:val="20"/>
+          <w:szCs w:val="20"/>
+          <w:lang w:eastAsia="en-GB"/>
+          <w14:ligatures w14:val="none"/>
+        </w:rPr>
+        <w:t>I am currently helping a friend set up a new geo-spatial business for developing markets</w:t>
+      </w:r>
+    </w:p>
+    <w:p>
+      <w:pPr>
+        <w:spacing w:after="70"/>
+      </w:pPr>
+    </w:p>
+    <w:p>
+      <w:pPr>
+        <w:spacing w:before="140" w:after="15"/>
+      </w:pPr>
+      <w:r>
+        <w:rPr>
+          <w:b/>
+          <w:bCs/>
+          <w:sz w:val="21"/>
+          <w:szCs w:val="21"/>
+        </w:rPr>
+        <w:t>Data &amp; Vendor Coordination — GAM Holdings AG (contract)</w:t>
+      </w:r>
+    </w:p>
+    <w:p>
+      <w:pPr>
+        <w:spacing w:after="50"/>
+      </w:pPr>
+      <w:r>
+        <w:rPr>
+          <w:color w:val="555555"/>
+          <w:sz w:val="19"/>
+          <w:szCs w:val="19"/>
+        </w:rPr>
+        <w:t>2018</w:t>
+      </w:r>
+    </w:p>
+    <w:p>
+      <w:pPr>
+        <w:pStyle w:val="ListParagraph"/>
+        <w:numPr>
+          <w:ilvl w:val="0"/>
+          <w:numId w:val="1"/>
+        </w:numPr>
+        <w:spacing w:after="30"/>
+      </w:pPr>
+      <w:r>
+        <w:t>Documented operational flows for a new data platform; carried out process testing to flag items not aligned to scope.</w:t>
+      </w:r>
+    </w:p>
+    <w:p>
+      <w:pPr>
+        <w:spacing w:before="140" w:after="15"/>
+      </w:pPr>
+      <w:r>
+        <w:rPr>
+          <w:b/>
+          <w:bCs/>
+          <w:sz w:val="21"/>
+          <w:szCs w:val="21"/>
+        </w:rPr>
+        <w:t>Operations &amp; Vendor Coordination — UBS Investment Bank</w:t>
+      </w:r>
+    </w:p>
+    <w:p>
+      <w:pPr>
+        <w:spacing w:after="50"/>
+      </w:pPr>
+      <w:r>
+        <w:rPr>
+          <w:color w:val="555555"/>
+          <w:sz w:val="19"/>
+          <w:szCs w:val="19"/>
+        </w:rPr>
+        <w:t>2016 – 2017</w:t>
+      </w:r>
+    </w:p>
+    <w:p>
+      <w:pPr>
+        <w:pStyle w:val="ListParagraph"/>
+        <w:numPr>
+          <w:ilvl w:val="0"/>
+          <w:numId w:val="1"/>
+        </w:numPr>
+        <w:spacing w:after="30"/>
+      </w:pPr>
+      <w:r>
+        <w:t>Coordinated day-to-day operations and supplier relationships for a large trading business.</w:t>
+      </w:r>
+    </w:p>
+    <w:p>
+      <w:pPr>
+        <w:pStyle w:val="ListParagraph"/>
+        <w:numPr>
+          <w:ilvl w:val="0"/>
+          <w:numId w:val="1"/>
+        </w:numPr>
+        <w:spacing w:after="30"/>
+      </w:pPr>
+      <w:r>
+        <w:t>Ran regular team meetings, tracked actions, and kept process documentation up to date.</w:t>
+      </w:r>
+    </w:p>
+    <w:p>
+      <w:pPr>
+        <w:spacing w:before="140" w:after="15"/>
+      </w:pPr>
+      <w:r>
+        <w:rPr>
+          <w:b/>
+          <w:bCs/>
+          <w:sz w:val="21"/>
+          <w:szCs w:val="21"/>
+        </w:rPr>
+        <w:t>Earlier roles</w:t>
+      </w:r>
+    </w:p>
+    <w:p>
+      <w:pPr>
+        <w:spacing w:after="50"/>
+      </w:pPr>
+      <w:r>
+        <w:rPr>
+          <w:color w:val="555555"/>
+          <w:sz w:val="19"/>
+          <w:szCs w:val="19"/>
+        </w:rPr>
         <w:t>1997 – 2014</w:t>
       </w:r>
     </w:p>
@@ -576,11 +904,174 @@
         <w:spacing w:after="30"/>
       </w:pPr>
       <w:r>
-        <w:lastRenderedPageBreak/>
         <w:t>A range of operations, data management and supplier coordination roles for major financial institutions, including team leadership and budget administration. Full details available on request.</w:t>
       </w:r>
     </w:p>
+    <w:p>
+      <w:pPr>
+        <w:spacing w:after="30"/>
+      </w:pPr>
+    </w:p>
+    <w:p>
+      <w:pPr>
+        <w:spacing w:after="30"/>
+      </w:pPr>
+    </w:p>
+    <w:p>
+      <w:pPr>
+        <w:spacing w:after="30"/>
+      </w:pPr>
+    </w:p>
+    <w:p>
+      <w:pPr>
+        <w:spacing w:after="30"/>
+        <w:rPr>
+          <w:b/>
+          <w:bCs/>
+        </w:rPr>
+      </w:pPr>
+      <w:r>
+        <w:rPr>
+          <w:b/>
+          <w:bCs/>
+        </w:rPr>
+        <w:t>Footnotes:</w:t>
+      </w:r>
+    </w:p>
+    <w:p>
+      <w:pPr>
+        <w:pStyle w:val="NoSpacing"/>
+        <w:numPr>
+          <w:ilvl w:val="0"/>
+          <w:numId w:val="2"/>
+        </w:numPr>
+        <w:rPr>
+          <w:sz w:val="20"/>
+          <w:szCs w:val="20"/>
+        </w:rPr>
+      </w:pPr>
+      <w:r>
+        <w:rPr>
+          <w:sz w:val="20"/>
+          <w:szCs w:val="20"/>
+        </w:rPr>
+        <w:t>Quoted by the Evening Standard; interviewed by BBC TV News and BBC Radio London:</w:t>
+      </w:r>
+    </w:p>
+    <w:p>
+      <w:pPr>
+        <w:pStyle w:val="NoSpacing"/>
+        <w:numPr>
+          <w:ilvl w:val="1"/>
+          <w:numId w:val="2"/>
+        </w:numPr>
+        <w:rPr>
+          <w:sz w:val="20"/>
+          <w:szCs w:val="20"/>
+        </w:rPr>
+      </w:pPr>
+      <w:r>
+        <w:rPr>
+          <w:sz w:val="20"/>
+          <w:szCs w:val="20"/>
+        </w:rPr>
+        <w:t xml:space="preserve">Evening Standard: </w:t>
+      </w:r>
+      <w:hyperlink r:id="rId7" w:history="1">
+        <w:r>
+          <w:rPr>
+            <w:rStyle w:val="Hyperlink"/>
+            <w:sz w:val="20"/>
+            <w:szCs w:val="20"/>
+          </w:rPr>
+          <w:t>https://www.standard.co.uk/news/transport/silvertown-blackwall-tunnel-tolls-public-consultation-tfl-sadiq-khan-b1179725.html</w:t>
+        </w:r>
+      </w:hyperlink>
+    </w:p>
+    <w:p>
+      <w:pPr>
+        <w:pStyle w:val="NoSpacing"/>
+        <w:numPr>
+          <w:ilvl w:val="1"/>
+          <w:numId w:val="2"/>
+        </w:numPr>
+        <w:rPr>
+          <w:sz w:val="20"/>
+          <w:szCs w:val="20"/>
+        </w:rPr>
+      </w:pPr>
+      <w:r>
+        <w:rPr>
+          <w:sz w:val="20"/>
+          <w:szCs w:val="20"/>
+        </w:rPr>
+        <w:t xml:space="preserve">BBC Website and App: </w:t>
+      </w:r>
+      <w:hyperlink r:id="rId8" w:history="1">
+        <w:r>
+          <w:rPr>
+            <w:rStyle w:val="Hyperlink"/>
+            <w:sz w:val="20"/>
+            <w:szCs w:val="20"/>
+          </w:rPr>
+          <w:t>https://www.bbc.com/news/articles/cj9j0m7gkvdo</w:t>
+        </w:r>
+      </w:hyperlink>
+    </w:p>
+    <w:p>
+      <w:pPr>
+        <w:pStyle w:val="ListParagraph"/>
+        <w:numPr>
+          <w:ilvl w:val="1"/>
+          <w:numId w:val="2"/>
+        </w:numPr>
+        <w:contextualSpacing/>
+        <w:rPr>
+          <w:rStyle w:val="Hyperlink"/>
+          <w:color w:val="auto"/>
+          <w:u w:val="none"/>
+        </w:rPr>
+      </w:pPr>
+      <w:r>
+        <w:t xml:space="preserve">BBC London News broadcast: </w:t>
+      </w:r>
+      <w:hyperlink r:id="rId9" w:history="1">
+        <w:r>
+          <w:rPr>
+            <w:rStyle w:val="Hyperlink"/>
+          </w:rPr>
+          <w:t>https://youtu.be/F5MbCwU0kxU?feature=shared</w:t>
+        </w:r>
+      </w:hyperlink>
+    </w:p>
+    <w:p>
+      <w:pPr>
+        <w:pStyle w:val="ListParagraph"/>
+        <w:numPr>
+          <w:ilvl w:val="1"/>
+          <w:numId w:val="2"/>
+        </w:numPr>
+        <w:contextualSpacing/>
+      </w:pPr>
+      <w:r>
+        <w:t xml:space="preserve">BBC London Radio: </w:t>
+      </w:r>
+      <w:hyperlink r:id="rId10" w:history="1">
+        <w:r>
+          <w:rPr>
+            <w:rStyle w:val="Hyperlink"/>
+          </w:rPr>
+          <w:t>https://www.bbc.co.uk/sounds/play/p0kcm232</w:t>
+        </w:r>
+      </w:hyperlink>
+    </w:p>
+    <w:p>
+      <w:pPr>
+        <w:spacing w:after="30"/>
+      </w:pPr>
+    </w:p>
     <w:sectPr>
+      <w:footerReference w:type="default" r:id="rId11"/>
       <w:pgSz w:w="11906" w:h="16838"/>
       <w:pgMar w:top="650" w:right="850" w:bottom="650" w:left="850" w:header="708" w:footer="708" w:gutter="0"/>
       <w:cols w:space="720"/>
@@ -590,9 +1081,363 @@
 </w:document>
 </file>
 
+<file path=word/endnotes.xml><?xml version="1.0" encoding="utf-8"?>
+<w:endnotes xmlns:wpc="http://schemas.microsoft.com/office/word/2010/wordprocessingCanvas" xmlns:cx="http://schemas.microsoft.com/office/drawing/2014/chartex" xmlns:cx1="http://schemas.microsoft.com/office/drawing/2015/9/8/chartex" xmlns:cx2="http://schemas.microsoft.com/office/drawing/2015/10/21/chartex" xmlns:cx3="http://schemas.microsoft.com/office/drawing/2016/5/9/chartex" xmlns:cx4="http://schemas.microsoft.com/office/drawing/2016/5/10/chartex" xmlns:cx5="http://schemas.microsoft.com/office/drawing/2016/5/11/chartex" xmlns:cx6="http://schemas.microsoft.com/office/drawing/2016/5/12/chartex" xmlns:cx7="http://schemas.microsoft.com/office/drawing/2016/5/13/chartex" xmlns:cx8="http://schemas.microsoft.com/office/drawing/2016/5/14/chartex" xmlns:mc="http://schemas.openxmlformats.org/markup-compatibility/2006" xmlns:aink="http://schemas.microsoft.com/office/drawing/2016/ink" xmlns:am3d="http://schemas.microsoft.com/office/drawing/2017/model3d" xmlns:o="urn:schemas-microsoft-com:office:office" xmlns:oel="http://schemas.microsoft.com/office/2019/extlst" xmlns:r="http://schemas.openxmlformats.org/officeDocument/2006/relationships" xmlns:m="http://schemas.openxmlformats.org/officeDocument/2006/math" xmlns:v="urn:schemas-microsoft-com:vml" xmlns:wp14="http://schemas.microsoft.com/office/word/2010/wordprocessingDrawing" xmlns:wp="http://schemas.openxmlformats.org/drawingml/2006/wordprocessingDrawing" xmlns:w10="urn:schemas-microsoft-com:office:word" xmlns:w="http://schemas.openxmlformats.org/wordprocessingml/2006/main" xmlns:w14="http://schemas.microsoft.com/office/word/2010/wordml" xmlns:w15="http://schemas.microsoft.com/office/word/2012/wordml" xmlns:w16cex="http://schemas.microsoft.com/office/word/2018/wordml/cex" xmlns:w16cid="http://schemas.microsoft.com/office/word/2016/wordml/cid" xmlns:w16="http://schemas.microsoft.com/office/word/2018/wordml" xmlns:w16du="http://schemas.microsoft.com/office/word/2023/wordml/word16du" xmlns:w16sdtdh="http://schemas.microsoft.com/office/word/2020/wordml/sdtdatahash" xmlns:w16sdtfl="http://schemas.microsoft.com/office/word/2024/wordml/sdtformatlock" xmlns:w16se="http://schemas.microsoft.com/office/word/2015/wordml/symex" xmlns:wpg="http://schemas.microsoft.com/office/word/2010/wordprocessingGroup" xmlns:wpi="http://schemas.microsoft.com/office/word/2010/wordprocessingInk" xmlns:wne="http://schemas.microsoft.com/office/word/2006/wordml" xmlns:wps="http://schemas.microsoft.com/office/word/2010/wordprocessingShape" mc:Ignorable="w14 w15 w16se w16cid w16 w16cex w16sdtdh w16sdtfl w16du wp14">
+  <w:endnote w:type="separator" w:id="-1">
+    <w:p>
+      <w:r>
+        <w:separator/>
+      </w:r>
+    </w:p>
+  </w:endnote>
+  <w:endnote w:type="continuationSeparator" w:id="0">
+    <w:p>
+      <w:r>
+        <w:continuationSeparator/>
+      </w:r>
+    </w:p>
+  </w:endnote>
+</w:endnotes>
+</file>
+
+<file path=word/footer1.xml><?xml version="1.0" encoding="utf-8"?>
+<w:ftr xmlns:wpc="http://schemas.microsoft.com/office/word/2010/wordprocessingCanvas" xmlns:cx="http://schemas.microsoft.com/office/drawing/2014/chartex" xmlns:cx1="http://schemas.microsoft.com/office/drawing/2015/9/8/chartex" xmlns:cx2="http://schemas.microsoft.com/office/drawing/2015/10/21/chartex" xmlns:cx3="http://schemas.microsoft.com/office/drawing/2016/5/9/chartex" xmlns:cx4="http://schemas.microsoft.com/office/drawing/2016/5/10/chartex" xmlns:cx5="http://schemas.microsoft.com/office/drawing/2016/5/11/chartex" xmlns:cx6="http://schemas.microsoft.com/office/drawing/2016/5/12/chartex" xmlns:cx7="http://schemas.microsoft.com/office/drawing/2016/5/13/chartex" xmlns:cx8="http://schemas.microsoft.com/office/drawing/2016/5/14/chartex" xmlns:mc="http://schemas.openxmlformats.org/markup-compatibility/2006" xmlns:aink="http://schemas.microsoft.com/office/drawing/2016/ink" xmlns:am3d="http://schemas.microsoft.com/office/drawing/2017/model3d" xmlns:o="urn:schemas-microsoft-com:office:office" xmlns:oel="http://schemas.microsoft.com/office/2019/extlst" xmlns:r="http://schemas.openxmlformats.org/officeDocument/2006/relationships" xmlns:m="http://schemas.openxmlformats.org/officeDocument/2006/math" xmlns:v="urn:schemas-microsoft-com:vml" xmlns:wp14="http://schemas.microsoft.com/office/word/2010/wordprocessingDrawing" xmlns:wp="http://schemas.openxmlformats.org/drawingml/2006/wordprocessingDrawing" xmlns:w10="urn:schemas-microsoft-com:office:word" xmlns:w="http://schemas.openxmlformats.org/wordprocessingml/2006/main" xmlns:w14="http://schemas.microsoft.com/office/word/2010/wordml" xmlns:w15="http://schemas.microsoft.com/office/word/2012/wordml" xmlns:w16cex="http://schemas.microsoft.com/office/word/2018/wordml/cex" xmlns:w16cid="http://schemas.microsoft.com/office/word/2016/wordml/cid" xmlns:w16="http://schemas.microsoft.com/office/word/2018/wordml" xmlns:w16du="http://schemas.microsoft.com/office/word/2023/wordml/word16du" xmlns:w16sdtdh="http://schemas.microsoft.com/office/word/2020/wordml/sdtdatahash" xmlns:w16sdtfl="http://schemas.microsoft.com/office/word/2024/wordml/sdtformatlock" xmlns:w16se="http://schemas.microsoft.com/office/word/2015/wordml/symex" xmlns:wpg="http://schemas.microsoft.com/office/word/2010/wordprocessingGroup" xmlns:wpi="http://schemas.microsoft.com/office/word/2010/wordprocessingInk" xmlns:wne="http://schemas.microsoft.com/office/word/2006/wordml" xmlns:wps="http://schemas.microsoft.com/office/word/2010/wordprocessingShape" mc:Ignorable="w14 w15 w16se w16cid w16 w16cex w16sdtdh w16sdtfl w16du wp14">
+  <w:p>
+    <w:pPr>
+      <w:pStyle w:val="Footer"/>
+      <w:jc w:val="center"/>
+      <w:rPr>
+        <w:rStyle w:val="PageNumber"/>
+        <w:rFonts w:cs="Arial"/>
+        <w:sz w:val="16"/>
+        <w:szCs w:val="16"/>
+      </w:rPr>
+    </w:pPr>
+    <w:r>
+      <w:rPr>
+        <w:rFonts w:cs="Arial"/>
+        <w:noProof/>
+        <w:sz w:val="16"/>
+        <w:szCs w:val="16"/>
+      </w:rPr>
+      <mc:AlternateContent>
+        <mc:Choice Requires="wps">
+          <w:drawing>
+            <wp:anchor distT="0" distB="0" distL="114300" distR="114300" simplePos="0" relativeHeight="251659264" behindDoc="0" locked="0" layoutInCell="1" allowOverlap="1" wp14:anchorId="1F30BDC9" wp14:editId="2BED7A13">
+              <wp:simplePos x="0" y="0"/>
+              <wp:positionH relativeFrom="column">
+                <wp:posOffset>-76200</wp:posOffset>
+              </wp:positionH>
+              <wp:positionV relativeFrom="paragraph">
+                <wp:posOffset>-84602</wp:posOffset>
+              </wp:positionV>
+              <wp:extent cx="6289431" cy="0"/>
+              <wp:effectExtent l="0" t="0" r="0" b="0"/>
+              <wp:wrapNone/>
+              <wp:docPr id="931904773" name="Straight Connector 1"/>
+              <wp:cNvGraphicFramePr/>
+              <a:graphic xmlns:a="http://schemas.openxmlformats.org/drawingml/2006/main">
+                <a:graphicData uri="http://schemas.microsoft.com/office/word/2010/wordprocessingShape">
+                  <wps:wsp>
+                    <wps:cNvCnPr/>
+                    <wps:spPr>
+                      <a:xfrm>
+                        <a:off x="0" y="0"/>
+                        <a:ext cx="6289431" cy="0"/>
+                      </a:xfrm>
+                      <a:prstGeom prst="line">
+                        <a:avLst/>
+                      </a:prstGeom>
+                      <a:ln w="9525">
+                        <a:solidFill>
+                          <a:schemeClr val="tx2">
+                            <a:lumMod val="75000"/>
+                            <a:lumOff val="25000"/>
+                          </a:schemeClr>
+                        </a:solidFill>
+                      </a:ln>
+                    </wps:spPr>
+                    <wps:style>
+                      <a:lnRef idx="1">
+                        <a:schemeClr val="accent4"/>
+                      </a:lnRef>
+                      <a:fillRef idx="0">
+                        <a:schemeClr val="accent4"/>
+                      </a:fillRef>
+                      <a:effectRef idx="0">
+                        <a:schemeClr val="accent4"/>
+                      </a:effectRef>
+                      <a:fontRef idx="minor">
+                        <a:schemeClr val="tx1"/>
+                      </a:fontRef>
+                    </wps:style>
+                    <wps:bodyPr/>
+                  </wps:wsp>
+                </a:graphicData>
+              </a:graphic>
+            </wp:anchor>
+          </w:drawing>
+        </mc:Choice>
+        <mc:Fallback>
+          <w:pict>
+            <v:line w14:anchorId="5337B3D2" id="Straight Connector 1" o:spid="_x0000_s1026" style="position:absolute;z-index:251659264;visibility:visible;mso-wrap-style:square;mso-wrap-distance-left:9pt;mso-wrap-distance-top:0;mso-wrap-distance-right:9pt;mso-wrap-distance-bottom:0;mso-position-horizontal:absolute;mso-position-horizontal-relative:text;mso-position-vertical:absolute;mso-position-vertical-relative:text" from="-6pt,-6.65pt" to="489.25pt,-6.65pt" o:gfxdata="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" strokecolor="#215e99 [2431]">
+              <v:stroke joinstyle="miter"/>
+            </v:line>
+          </w:pict>
+        </mc:Fallback>
+      </mc:AlternateContent>
+    </w:r>
+    <w:r>
+      <w:rPr>
+        <w:rFonts w:cs="Arial"/>
+        <w:sz w:val="16"/>
+        <w:szCs w:val="16"/>
+      </w:rPr>
+      <w:t xml:space="preserve">Page </w:t>
+    </w:r>
+    <w:r>
+      <w:rPr>
+        <w:rStyle w:val="PageNumber"/>
+        <w:rFonts w:cs="Arial"/>
+        <w:sz w:val="16"/>
+        <w:szCs w:val="16"/>
+      </w:rPr>
+      <w:fldChar w:fldCharType="begin"/>
+    </w:r>
+    <w:r>
+      <w:rPr>
+        <w:rStyle w:val="PageNumber"/>
+        <w:rFonts w:cs="Arial"/>
+        <w:sz w:val="16"/>
+        <w:szCs w:val="16"/>
+      </w:rPr>
+      <w:instrText xml:space="preserve"> PAGE </w:instrText>
+    </w:r>
+    <w:r>
+      <w:rPr>
+        <w:rStyle w:val="PageNumber"/>
+        <w:rFonts w:cs="Arial"/>
+        <w:sz w:val="16"/>
+        <w:szCs w:val="16"/>
+      </w:rPr>
+      <w:fldChar w:fldCharType="separate"/>
+    </w:r>
+    <w:r>
+      <w:rPr>
+        <w:rStyle w:val="PageNumber"/>
+        <w:rFonts w:cs="Arial"/>
+        <w:sz w:val="16"/>
+        <w:szCs w:val="16"/>
+      </w:rPr>
+      <w:t>1</w:t>
+    </w:r>
+    <w:r>
+      <w:rPr>
+        <w:rStyle w:val="PageNumber"/>
+        <w:rFonts w:cs="Arial"/>
+        <w:sz w:val="16"/>
+        <w:szCs w:val="16"/>
+      </w:rPr>
+      <w:fldChar w:fldCharType="end"/>
+    </w:r>
+    <w:r>
+      <w:rPr>
+        <w:rStyle w:val="PageNumber"/>
+        <w:rFonts w:cs="Arial"/>
+        <w:sz w:val="16"/>
+        <w:szCs w:val="16"/>
+      </w:rPr>
+      <w:t xml:space="preserve"> of </w:t>
+    </w:r>
+    <w:r>
+      <w:rPr>
+        <w:rStyle w:val="PageNumber"/>
+        <w:rFonts w:cs="Arial"/>
+        <w:sz w:val="16"/>
+        <w:szCs w:val="16"/>
+      </w:rPr>
+      <w:fldChar w:fldCharType="begin"/>
+    </w:r>
+    <w:r>
+      <w:rPr>
+        <w:rStyle w:val="PageNumber"/>
+        <w:rFonts w:cs="Arial"/>
+        <w:sz w:val="16"/>
+        <w:szCs w:val="16"/>
+      </w:rPr>
+      <w:instrText xml:space="preserve"> NUMPAGES </w:instrText>
+    </w:r>
+    <w:r>
+      <w:rPr>
+        <w:rStyle w:val="PageNumber"/>
+        <w:rFonts w:cs="Arial"/>
+        <w:sz w:val="16"/>
+        <w:szCs w:val="16"/>
+      </w:rPr>
+      <w:fldChar w:fldCharType="separate"/>
+    </w:r>
+    <w:r>
+      <w:rPr>
+        <w:rStyle w:val="PageNumber"/>
+        <w:rFonts w:cs="Arial"/>
+        <w:sz w:val="16"/>
+        <w:szCs w:val="16"/>
+      </w:rPr>
+      <w:t>7</w:t>
+    </w:r>
+    <w:r>
+      <w:rPr>
+        <w:rStyle w:val="PageNumber"/>
+        <w:rFonts w:cs="Arial"/>
+        <w:sz w:val="16"/>
+        <w:szCs w:val="16"/>
+      </w:rPr>
+      <w:fldChar w:fldCharType="end"/>
+    </w:r>
+  </w:p>
+  <w:p>
+    <w:pPr>
+      <w:pStyle w:val="Footer"/>
+    </w:pPr>
+  </w:p>
+</w:ftr>
+</file>
+
+<file path=word/footnotes.xml><?xml version="1.0" encoding="utf-8"?>
+<w:footnotes xmlns:wpc="http://schemas.microsoft.com/office/word/2010/wordprocessingCanvas" xmlns:cx="http://schemas.microsoft.com/office/drawing/2014/chartex" xmlns:cx1="http://schemas.microsoft.com/office/drawing/2015/9/8/chartex" xmlns:cx2="http://schemas.microsoft.com/office/drawing/2015/10/21/chartex" xmlns:cx3="http://schemas.microsoft.com/office/drawing/2016/5/9/chartex" xmlns:cx4="http://schemas.microsoft.com/office/drawing/2016/5/10/chartex" xmlns:cx5="http://schemas.microsoft.com/office/drawing/2016/5/11/chartex" xmlns:cx6="http://schemas.microsoft.com/office/drawing/2016/5/12/chartex" xmlns:cx7="http://schemas.microsoft.com/office/drawing/2016/5/13/chartex" xmlns:cx8="http://schemas.microsoft.com/office/drawing/2016/5/14/chartex" xmlns:mc="http://schemas.openxmlformats.org/markup-compatibility/2006" xmlns:aink="http://schemas.microsoft.com/office/drawing/2016/ink" xmlns:am3d="http://schemas.microsoft.com/office/drawing/2017/model3d" xmlns:o="urn:schemas-microsoft-com:office:office" xmlns:oel="http://schemas.microsoft.com/office/2019/extlst" xmlns:r="http://schemas.openxmlformats.org/officeDocument/2006/relationships" xmlns:m="http://schemas.openxmlformats.org/officeDocument/2006/math" xmlns:v="urn:schemas-microsoft-com:vml" xmlns:wp14="http://schemas.microsoft.com/office/word/2010/wordprocessingDrawing" xmlns:wp="http://schemas.openxmlformats.org/drawingml/2006/wordprocessingDrawing" xmlns:w10="urn:schemas-microsoft-com:office:word" xmlns:w="http://schemas.openxmlformats.org/wordprocessingml/2006/main" xmlns:w14="http://schemas.microsoft.com/office/word/2010/wordml" xmlns:w15="http://schemas.microsoft.com/office/word/2012/wordml" xmlns:w16cex="http://schemas.microsoft.com/office/word/2018/wordml/cex" xmlns:w16cid="http://schemas.microsoft.com/office/word/2016/wordml/cid" xmlns:w16="http://schemas.microsoft.com/office/word/2018/wordml" xmlns:w16du="http://schemas.microsoft.com/office/word/2023/wordml/word16du" xmlns:w16sdtdh="http://schemas.microsoft.com/office/word/2020/wordml/sdtdatahash" xmlns:w16sdtfl="http://schemas.microsoft.com/office/word/2024/wordml/sdtformatlock" xmlns:w16se="http://schemas.microsoft.com/office/word/2015/wordml/symex" xmlns:wpg="http://schemas.microsoft.com/office/word/2010/wordprocessingGroup" xmlns:wpi="http://schemas.microsoft.com/office/word/2010/wordprocessingInk" xmlns:wne="http://schemas.microsoft.com/office/word/2006/wordml" xmlns:wps="http://schemas.microsoft.com/office/word/2010/wordprocessingShape" mc:Ignorable="w14 w15 w16se w16cid w16 w16cex w16sdtdh w16sdtfl w16du wp14">
+  <w:footnote w:type="separator" w:id="-1">
+    <w:p>
+      <w:r>
+        <w:separator/>
+      </w:r>
+    </w:p>
+  </w:footnote>
+  <w:footnote w:type="continuationSeparator" w:id="0">
+    <w:p>
+      <w:r>
+        <w:continuationSeparator/>
+      </w:r>
+    </w:p>
+  </w:footnote>
+</w:footnotes>
+</file>
+
 <file path=word/numbering.xml><?xml version="1.0" encoding="utf-8"?>
 <w:numbering xmlns:wpc="http://schemas.microsoft.com/office/word/2010/wordprocessingCanvas" xmlns:cx="http://schemas.microsoft.com/office/drawing/2014/chartex" xmlns:cx1="http://schemas.microsoft.com/office/drawing/2015/9/8/chartex" xmlns:cx2="http://schemas.microsoft.com/office/drawing/2015/10/21/chartex" xmlns:cx3="http://schemas.microsoft.com/office/drawing/2016/5/9/chartex" xmlns:cx4="http://schemas.microsoft.com/office/drawing/2016/5/10/chartex" xmlns:cx5="http://schemas.microsoft.com/office/drawing/2016/5/11/chartex" xmlns:cx6="http://schemas.microsoft.com/office/drawing/2016/5/12/chartex" xmlns:cx7="http://schemas.microsoft.com/office/drawing/2016/5/13/chartex" xmlns:cx8="http://schemas.microsoft.com/office/drawing/2016/5/14/chartex" xmlns:mc="http://schemas.openxmlformats.org/markup-compatibility/2006" xmlns:aink="http://schemas.microsoft.com/office/drawing/2016/ink" xmlns:am3d="http://schemas.microsoft.com/office/drawing/2017/model3d" xmlns:o="urn:schemas-microsoft-com:office:office" xmlns:oel="http://schemas.microsoft.com/office/2019/extlst" xmlns:r="http://schemas.openxmlformats.org/officeDocument/2006/relationships" xmlns:m="http://schemas.openxmlformats.org/officeDocument/2006/math" xmlns:v="urn:schemas-microsoft-com:vml" xmlns:wp14="http://schemas.microsoft.com/office/word/2010/wordprocessingDrawing" xmlns:wp="http://schemas.openxmlformats.org/drawingml/2006/wordprocessingDrawing" xmlns:w10="urn:schemas-microsoft-com:office:word" xmlns:w="http://schemas.openxmlformats.org/wordprocessingml/2006/main" xmlns:w14="http://schemas.microsoft.com/office/word/2010/wordml" xmlns:w15="http://schemas.microsoft.com/office/word/2012/wordml" xmlns:w16cex="http://schemas.microsoft.com/office/word/2018/wordml/cex" xmlns:w16cid="http://schemas.microsoft.com/office/word/2016/wordml/cid" xmlns:w16="http://schemas.microsoft.com/office/word/2018/wordml" xmlns:w16du="http://schemas.microsoft.com/office/word/2023/wordml/word16du" xmlns:w16sdtdh="http://schemas.microsoft.com/office/word/2020/wordml/sdtdatahash" xmlns:w16sdtfl="http://schemas.microsoft.com/office/word/2024/wordml/sdtformatlock" xmlns:w16se="http://schemas.microsoft.com/office/word/2015/wordml/symex" xmlns:wpg="http://schemas.microsoft.com/office/word/2010/wordprocessingGroup" xmlns:wpi="http://schemas.microsoft.com/office/word/2010/wordprocessingInk" xmlns:wne="http://schemas.microsoft.com/office/word/2006/wordml" xmlns:wps="http://schemas.microsoft.com/office/word/2010/wordprocessingShape" mc:Ignorable="w14 w15 w16se w16cid w16 w16cex w16sdtdh w16sdtfl w16du wp14">
   <w:abstractNum w:abstractNumId="0" w15:restartNumberingAfterBreak="0">
+    <w:nsid w:val="37014FD0"/>
+    <w:multiLevelType w:val="hybridMultilevel"/>
+    <w:tmpl w:val="27DEE01E"/>
+    <w:lvl w:ilvl="0" w:tplc="08090001">
+      <w:start w:val="1"/>
+      <w:numFmt w:val="bullet"/>
+      <w:lvlText w:val=""/>
+      <w:lvlJc w:val="left"/>
+      <w:pPr>
+        <w:ind w:left="1080" w:hanging="360"/>
+      </w:pPr>
+      <w:rPr>
+        <w:rFonts w:ascii="Symbol" w:hAnsi="Symbol" w:hint="default"/>
+      </w:rPr>
+    </w:lvl>
+    <w:lvl w:ilvl="1" w:tplc="08090003" w:tentative="1">
+      <w:start w:val="1"/>
+      <w:numFmt w:val="bullet"/>
+      <w:lvlText w:val="o"/>
+      <w:lvlJc w:val="left"/>
+      <w:pPr>
+        <w:ind w:left="1800" w:hanging="360"/>
+      </w:pPr>
+      <w:rPr>
+        <w:rFonts w:ascii="Courier New" w:hAnsi="Courier New" w:cs="Courier New" w:hint="default"/>
+      </w:rPr>
+    </w:lvl>
+    <w:lvl w:ilvl="2" w:tplc="08090005" w:tentative="1">
+      <w:start w:val="1"/>
+      <w:numFmt w:val="bullet"/>
+      <w:lvlText w:val=""/>
+      <w:lvlJc w:val="left"/>
+      <w:pPr>
+        <w:ind w:left="2520" w:hanging="360"/>
+      </w:pPr>
+      <w:rPr>
+        <w:rFonts w:ascii="Wingdings" w:hAnsi="Wingdings" w:hint="default"/>
+      </w:rPr>
+    </w:lvl>
+    <w:lvl w:ilvl="3" w:tplc="08090001" w:tentative="1">
+      <w:start w:val="1"/>
+      <w:numFmt w:val="bullet"/>
+      <w:lvlText w:val=""/>
+      <w:lvlJc w:val="left"/>
+      <w:pPr>
+        <w:ind w:left="3240" w:hanging="360"/>
+      </w:pPr>
+      <w:rPr>
+        <w:rFonts w:ascii="Symbol" w:hAnsi="Symbol" w:hint="default"/>
+      </w:rPr>
+    </w:lvl>
+    <w:lvl w:ilvl="4" w:tplc="08090003" w:tentative="1">
+      <w:start w:val="1"/>
+      <w:numFmt w:val="bullet"/>
+      <w:lvlText w:val="o"/>
+      <w:lvlJc w:val="left"/>
+      <w:pPr>
+        <w:ind w:left="3960" w:hanging="360"/>
+      </w:pPr>
+      <w:rPr>
+        <w:rFonts w:ascii="Courier New" w:hAnsi="Courier New" w:cs="Courier New" w:hint="default"/>
+      </w:rPr>
+    </w:lvl>
+    <w:lvl w:ilvl="5" w:tplc="08090005" w:tentative="1">
+      <w:start w:val="1"/>
+      <w:numFmt w:val="bullet"/>
+      <w:lvlText w:val=""/>
+      <w:lvlJc w:val="left"/>
+      <w:pPr>
+        <w:ind w:left="4680" w:hanging="360"/>
+      </w:pPr>
+      <w:rPr>
+        <w:rFonts w:ascii="Wingdings" w:hAnsi="Wingdings" w:hint="default"/>
+      </w:rPr>
+    </w:lvl>
+    <w:lvl w:ilvl="6" w:tplc="08090001" w:tentative="1">
+      <w:start w:val="1"/>
+      <w:numFmt w:val="bullet"/>
+      <w:lvlText w:val=""/>
+      <w:lvlJc w:val="left"/>
+      <w:pPr>
+        <w:ind w:left="5400" w:hanging="360"/>
+      </w:pPr>
+      <w:rPr>
+        <w:rFonts w:ascii="Symbol" w:hAnsi="Symbol" w:hint="default"/>
+      </w:rPr>
+    </w:lvl>
+    <w:lvl w:ilvl="7" w:tplc="08090003" w:tentative="1">
+      <w:start w:val="1"/>
+      <w:numFmt w:val="bullet"/>
+      <w:lvlText w:val="o"/>
+      <w:lvlJc w:val="left"/>
+      <w:pPr>
+        <w:ind w:left="6120" w:hanging="360"/>
+      </w:pPr>
+      <w:rPr>
+        <w:rFonts w:ascii="Courier New" w:hAnsi="Courier New" w:cs="Courier New" w:hint="default"/>
+      </w:rPr>
+    </w:lvl>
+    <w:lvl w:ilvl="8" w:tplc="08090005" w:tentative="1">
+      <w:start w:val="1"/>
+      <w:numFmt w:val="bullet"/>
+      <w:lvlText w:val=""/>
+      <w:lvlJc w:val="left"/>
+      <w:pPr>
+        <w:ind w:left="6840" w:hanging="360"/>
+      </w:pPr>
+      <w:rPr>
+        <w:rFonts w:ascii="Wingdings" w:hAnsi="Wingdings" w:hint="default"/>
+      </w:rPr>
+    </w:lvl>
+  </w:abstractNum>
+  <w:abstractNum w:abstractNumId="1" w15:restartNumberingAfterBreak="0">
     <w:nsid w:val="465C7CBC"/>
     <w:multiLevelType w:val="hybridMultilevel"/>
     <w:tmpl w:val="08FAA6D8"/>
@@ -678,11 +1523,130 @@
       </w:pPr>
     </w:lvl>
   </w:abstractNum>
+  <w:abstractNum w:abstractNumId="2" w15:restartNumberingAfterBreak="0">
+    <w:nsid w:val="51F8535A"/>
+    <w:multiLevelType w:val="hybridMultilevel"/>
+    <w:tmpl w:val="D50CACE0"/>
+    <w:lvl w:ilvl="0" w:tplc="08090001">
+      <w:start w:val="1"/>
+      <w:numFmt w:val="bullet"/>
+      <w:lvlText w:val=""/>
+      <w:lvlJc w:val="left"/>
+      <w:pPr>
+        <w:ind w:left="720" w:hanging="360"/>
+      </w:pPr>
+      <w:rPr>
+        <w:rFonts w:ascii="Symbol" w:hAnsi="Symbol" w:hint="default"/>
+      </w:rPr>
+    </w:lvl>
+    <w:lvl w:ilvl="1" w:tplc="08090003">
+      <w:start w:val="1"/>
+      <w:numFmt w:val="bullet"/>
+      <w:lvlText w:val="o"/>
+      <w:lvlJc w:val="left"/>
+      <w:pPr>
+        <w:ind w:left="1440" w:hanging="360"/>
+      </w:pPr>
+      <w:rPr>
+        <w:rFonts w:ascii="Courier New" w:hAnsi="Courier New" w:cs="Courier New" w:hint="default"/>
+      </w:rPr>
+    </w:lvl>
+    <w:lvl w:ilvl="2" w:tplc="08090005" w:tentative="1">
+      <w:start w:val="1"/>
+      <w:numFmt w:val="bullet"/>
+      <w:lvlText w:val=""/>
+      <w:lvlJc w:val="left"/>
+      <w:pPr>
+        <w:ind w:left="2160" w:hanging="360"/>
+      </w:pPr>
+      <w:rPr>
+        <w:rFonts w:ascii="Wingdings" w:hAnsi="Wingdings" w:hint="default"/>
+      </w:rPr>
+    </w:lvl>
+    <w:lvl w:ilvl="3" w:tplc="08090001" w:tentative="1">
+      <w:start w:val="1"/>
+      <w:numFmt w:val="bullet"/>
+      <w:lvlText w:val=""/>
+      <w:lvlJc w:val="left"/>
+      <w:pPr>
+        <w:ind w:left="2880" w:hanging="360"/>
+      </w:pPr>
+      <w:rPr>
+        <w:rFonts w:ascii="Symbol" w:hAnsi="Symbol" w:hint="default"/>
+      </w:rPr>
+    </w:lvl>
+    <w:lvl w:ilvl="4" w:tplc="08090003" w:tentative="1">
+      <w:start w:val="1"/>
+      <w:numFmt w:val="bullet"/>
+      <w:lvlText w:val="o"/>
+      <w:lvlJc w:val="left"/>
+      <w:pPr>
+        <w:ind w:left="3600" w:hanging="360"/>
+      </w:pPr>
+      <w:rPr>
+        <w:rFonts w:ascii="Courier New" w:hAnsi="Courier New" w:cs="Courier New" w:hint="default"/>
+      </w:rPr>
+    </w:lvl>
+    <w:lvl w:ilvl="5" w:tplc="08090005" w:tentative="1">
+      <w:start w:val="1"/>
+      <w:numFmt w:val="bullet"/>
+      <w:lvlText w:val=""/>
+      <w:lvlJc w:val="left"/>
+      <w:pPr>
+        <w:ind w:left="4320" w:hanging="360"/>
+      </w:pPr>
+      <w:rPr>
+        <w:rFonts w:ascii="Wingdings" w:hAnsi="Wingdings" w:hint="default"/>
+      </w:rPr>
+    </w:lvl>
+    <w:lvl w:ilvl="6" w:tplc="08090001" w:tentative="1">
+      <w:start w:val="1"/>
+      <w:numFmt w:val="bullet"/>
+      <w:lvlText w:val=""/>
+      <w:lvlJc w:val="left"/>
+      <w:pPr>
+        <w:ind w:left="5040" w:hanging="360"/>
+      </w:pPr>
+      <w:rPr>
+        <w:rFonts w:ascii="Symbol" w:hAnsi="Symbol" w:hint="default"/>
+      </w:rPr>
+    </w:lvl>
+    <w:lvl w:ilvl="7" w:tplc="08090003" w:tentative="1">
+      <w:start w:val="1"/>
+      <w:numFmt w:val="bullet"/>
+      <w:lvlText w:val="o"/>
+      <w:lvlJc w:val="left"/>
+      <w:pPr>
+        <w:ind w:left="5760" w:hanging="360"/>
+      </w:pPr>
+      <w:rPr>
+        <w:rFonts w:ascii="Courier New" w:hAnsi="Courier New" w:cs="Courier New" w:hint="default"/>
+      </w:rPr>
+    </w:lvl>
+    <w:lvl w:ilvl="8" w:tplc="08090005" w:tentative="1">
+      <w:start w:val="1"/>
+      <w:numFmt w:val="bullet"/>
+      <w:lvlText w:val=""/>
+      <w:lvlJc w:val="left"/>
+      <w:pPr>
+        <w:ind w:left="6480" w:hanging="360"/>
+      </w:pPr>
+      <w:rPr>
+        <w:rFonts w:ascii="Wingdings" w:hAnsi="Wingdings" w:hint="default"/>
+      </w:rPr>
+    </w:lvl>
+  </w:abstractNum>
   <w:num w:numId="1" w16cid:durableId="1192647059">
-    <w:abstractNumId w:val="0"/>
+    <w:abstractNumId w:val="1"/>
     <w:lvlOverride w:ilvl="0">
       <w:startOverride w:val="1"/>
     </w:lvlOverride>
+  </w:num>
+  <w:num w:numId="2" w16cid:durableId="79066722">
+    <w:abstractNumId w:val="2"/>
+  </w:num>
+  <w:num w:numId="3" w16cid:durableId="487481638">
+    <w:abstractNumId w:val="0"/>
   </w:num>
 </w:numbering>
 </file>
@@ -740,7 +1704,7 @@
     <w:lsdException w:name="footnote reference" w:semiHidden="1" w:unhideWhenUsed="1"/>
     <w:lsdException w:name="annotation reference" w:semiHidden="1" w:unhideWhenUsed="1"/>
     <w:lsdException w:name="line number" w:semiHidden="1" w:unhideWhenUsed="1"/>
-    <w:lsdException w:name="page number" w:semiHidden="1" w:unhideWhenUsed="1"/>
+    <w:lsdException w:name="page number" w:semiHidden="1" w:uiPriority="0" w:unhideWhenUsed="1"/>
     <w:lsdException w:name="endnote reference" w:semiHidden="1" w:unhideWhenUsed="1"/>
     <w:lsdException w:name="endnote text" w:semiHidden="1" w:unhideWhenUsed="1"/>
     <w:lsdException w:name="table of authorities" w:semiHidden="1" w:unhideWhenUsed="1"/>
@@ -1210,6 +2174,7 @@
   </w:style>
   <w:style w:type="paragraph" w:styleId="ListParagraph">
     <w:name w:val="List Paragraph"/>
+    <w:uiPriority w:val="34"/>
     <w:qFormat/>
   </w:style>
   <w:style w:type="character" w:styleId="Hyperlink">
@@ -1274,6 +2239,67 @@
       <w:sz w:val="20"/>
       <w:szCs w:val="20"/>
     </w:rPr>
+  </w:style>
+  <w:style w:type="paragraph" w:styleId="NoSpacing">
+    <w:name w:val="No Spacing"/>
+    <w:uiPriority w:val="1"/>
+    <w:qFormat/>
+    <w:rsid w:val="00167444"/>
+    <w:rPr>
+      <w:rFonts w:asciiTheme="minorHAnsi" w:eastAsiaTheme="minorHAnsi" w:hAnsiTheme="minorHAnsi" w:cstheme="minorBidi"/>
+      <w:kern w:val="2"/>
+      <w:sz w:val="22"/>
+      <w:szCs w:val="22"/>
+      <w:lang w:eastAsia="en-US"/>
+      <w14:ligatures w14:val="standardContextual"/>
+    </w:rPr>
+  </w:style>
+  <w:style w:type="paragraph" w:styleId="Header">
+    <w:name w:val="header"/>
+    <w:basedOn w:val="Normal"/>
+    <w:link w:val="HeaderChar"/>
+    <w:uiPriority w:val="99"/>
+    <w:unhideWhenUsed/>
+    <w:rsid w:val="007B369F"/>
+    <w:pPr>
+      <w:tabs>
+        <w:tab w:val="center" w:pos="4513"/>
+        <w:tab w:val="right" w:pos="9026"/>
+      </w:tabs>
+    </w:pPr>
+  </w:style>
+  <w:style w:type="character" w:customStyle="1" w:styleId="HeaderChar">
+    <w:name w:val="Header Char"/>
+    <w:basedOn w:val="DefaultParagraphFont"/>
+    <w:link w:val="Header"/>
+    <w:uiPriority w:val="99"/>
+    <w:rsid w:val="007B369F"/>
+  </w:style>
+  <w:style w:type="paragraph" w:styleId="Footer">
+    <w:name w:val="footer"/>
+    <w:basedOn w:val="Normal"/>
+    <w:link w:val="FooterChar"/>
+    <w:uiPriority w:val="99"/>
+    <w:unhideWhenUsed/>
+    <w:rsid w:val="007B369F"/>
+    <w:pPr>
+      <w:tabs>
+        <w:tab w:val="center" w:pos="4513"/>
+        <w:tab w:val="right" w:pos="9026"/>
+      </w:tabs>
+    </w:pPr>
+  </w:style>
+  <w:style w:type="character" w:customStyle="1" w:styleId="FooterChar">
+    <w:name w:val="Footer Char"/>
+    <w:basedOn w:val="DefaultParagraphFont"/>
+    <w:link w:val="Footer"/>
+    <w:uiPriority w:val="99"/>
+    <w:rsid w:val="007B369F"/>
+  </w:style>
+  <w:style w:type="character" w:styleId="PageNumber">
+    <w:name w:val="page number"/>
+    <w:basedOn w:val="DefaultParagraphFont"/>
+    <w:rsid w:val="007B369F"/>
   </w:style>
 </w:styles>
 </file>
